--- a/expediente_generado/01-Acta_Remision_Generada.docx
+++ b/expediente_generado/01-Acta_Remision_Generada.docx
@@ -32,7 +32,7 @@
           <w:szCs w:val="24"/>
           <w:lang w:val="es-SV"/>
         </w:rPr>
-        <w:t xml:space="preserve">-002-2026</w:t>
+        <w:t xml:space="preserve">-001-2026</w:t>
       </w:r>
     </w:p>
     <w:p>
@@ -87,7 +87,7 @@
           <w:szCs w:val="24"/>
           <w:lang w:val="es-SV"/>
         </w:rPr>
-        <w:t xml:space="preserve">CERO MINUTOS DEL DIA </w:t>
+        <w:t xml:space="preserve">TRECE MINUTOS DEL DIA </w:t>
       </w:r>
       <w:proofErr w:type="gramStart"/>
       <w:r>
@@ -195,7 +195,7 @@
           <w:szCs w:val="24"/>
           <w:lang w:val="es-SV"/>
         </w:rPr>
-        <w:t xml:space="preserve">el señor JUAN ANTONIO RIVERA de cuarenta y cuatro años de edad, de estado familiar Soltero, de profesión u oficio Jornalero, de nacionalidad Salvadoreña, residente en Comunidad los Almendros, Cantón Punta Remedios, municipio de Acajutla, con documento unico de identidad el cual manifestó no tener y llamarse como menciono previamente, hijo de padres ignorados, </w:t>
+        <w:t xml:space="preserve">el señor JUAN ANTONIO RIVERA de cuarenta y cuatro años de edad, de estado familiar Soltero, de profesión u oficio Jornalero, de nacionalidad Salvadoreña, residente en Comunidad los Almendros, Cantón Punta Remedios, municipio de Acajutla, con documento cero seis uno cuatro ocho cinco uno cero guion ocho, hijo de padres ignorados, </w:t>
       </w:r>
       <w:proofErr w:type="gramStart"/>
       <w:r>

--- a/expediente_generado/01-Acta_Remision_Generada.docx
+++ b/expediente_generado/01-Acta_Remision_Generada.docx
@@ -76,7 +76,7 @@
           <w:szCs w:val="24"/>
           <w:lang w:val="es-SV"/>
         </w:rPr>
-        <w:t xml:space="preserve">DOCE HORAS CON </w:t>
+        <w:t xml:space="preserve">QUINCE HORAS CON </w:t>
       </w:r>
       <w:proofErr w:type="gramStart"/>
       <w:r>
@@ -87,7 +87,7 @@
           <w:szCs w:val="24"/>
           <w:lang w:val="es-SV"/>
         </w:rPr>
-        <w:t xml:space="preserve">DIECIOCHO MINUTOS DEL DIA </w:t>
+        <w:t xml:space="preserve">QUINCE MINUTOS DEL DIA </w:t>
       </w:r>
       <w:proofErr w:type="gramStart"/>
       <w:r>
@@ -141,7 +141,7 @@
           <w:szCs w:val="24"/>
           <w:lang w:val="es-SV"/>
         </w:rPr>
-        <w:t xml:space="preserve">SUB-INSP. RIGOBERTO ANTONIO FIGUEROA ORELLANA con orden numérico institucional </w:t>
+        <w:t xml:space="preserve">AGTE. ROBERTO TOBIAS PEREZ CONCE con orden numérico institucional </w:t>
       </w:r>
       <w:proofErr w:type="gramStart"/>
       <w:r>
@@ -152,7 +152,7 @@
           <w:szCs w:val="24"/>
           <w:lang w:val="es-SV"/>
         </w:rPr>
-        <w:t xml:space="preserve">E-mil cuatrocientos treinta y siete y el </w:t>
+        <w:t xml:space="preserve">veintiseis mil quinientos noventa y tres y el </w:t>
       </w:r>
       <w:proofErr w:type="gramStart"/>
       <w:r>
@@ -195,7 +195,7 @@
           <w:szCs w:val="24"/>
           <w:lang w:val="es-SV"/>
         </w:rPr>
-        <w:t xml:space="preserve">el señor JUAN ANTONIO RIVERA de cuarenta y cuatro años de edad, de estado familiar Soltero, de profesión u oficio Jornalero, de nacionalidad Salvadoreña, residente en Comunidad los Almendros, Cantón Punta Remedios, municipio de Acajutla, con documento el cual manifestó no tener y llamarse como menciono previamente, hijo de Marcos Antonio Solis, </w:t>
+        <w:t xml:space="preserve">el señor JUAN ANTONIO RIVERA y quien es conocido por Tacuazin de cuarenta y cuatro años de edad, de estado familiar Soltero, de profesión u oficio Jornalero, de nacionalidad Salvadoreña, residente en Comunidad los Almendros, con documento cero seis ocho cinco uno cuatro ocho nueve guion ocho, hijo de Marcos Antonio y la señora Claudia Marlene Maravilla y quien es conocida por Hierva de Gato de cincuenta y seis años de edad, de estado familiar Acompañado, de profesión u oficio Jornalero, de nacionalidad Salvadoreño, residente en Comunidad los Almendros, con documento cero seis uno cuatro ocho cinco uno cero guion ocho, hija de Wilmer guzman, </w:t>
       </w:r>
       <w:proofErr w:type="gramStart"/>
       <w:r>
@@ -206,7 +206,7 @@
           <w:szCs w:val="24"/>
           <w:lang w:val="es-SV"/>
         </w:rPr>
-        <w:t xml:space="preserve">por atribuírsele la comisión del delito de LESIONES tipificado en el artículo ciento cuarenta y dos del Código Penal vigente, en perjuicio de </w:t>
+        <w:t xml:space="preserve">por atribuírsele al señor JUAN ANTONIO RIVERA la comisión del delito de LESIONES tipificado en el artículo ciento cuarenta y dos y a la señora Claudia Marlene Maravilla la comisión del delito de DAÑOS tipificado en el artículo ciento treinta y dos del Código Penal vigente, en perjuicio de </w:t>
       </w:r>
       <w:proofErr w:type="gramStart"/>
       <w:r>
@@ -217,7 +217,7 @@
           <w:szCs w:val="24"/>
           <w:lang w:val="es-SV"/>
         </w:rPr>
-        <w:t xml:space="preserve">la señora YOLANDA SANTAMARIA MARROQUÍN de cincuenta y dos años de edad, residente en Comunidad los Almendros, Cantón Punta Remedios, municipio de Acajutla, identificada con documento único de identidad número . HECHO OCURRIDO de la siguiente forma: </w:t>
+        <w:t xml:space="preserve">el señor La Salud Publica de  años de edad, residente en , identificado con documento único de identidad número . HECHO OCURRIDO de la siguiente forma: </w:t>
       </w:r>
       <w:proofErr w:type="gramStart"/>
       <w:r>
@@ -239,7 +239,7 @@
           <w:szCs w:val="24"/>
           <w:lang w:val="es-SV"/>
         </w:rPr>
-        <w:t xml:space="preserve">le manifestó a </w:t>
+        <w:t xml:space="preserve">les manifestó a </w:t>
       </w:r>
       <w:proofErr w:type="gramStart"/>
       <w:r>
@@ -250,7 +250,7 @@
           <w:szCs w:val="24"/>
           <w:lang w:val="es-SV"/>
         </w:rPr>
-        <w:t xml:space="preserve">el señor JUAN ANTONIO RIVERA que </w:t>
+        <w:t xml:space="preserve">el señor JUAN ANTONIO RIVERA y la señora Claudia Marlene Maravilla que </w:t>
       </w:r>
       <w:proofErr w:type="gramStart"/>
       <w:r>
@@ -261,7 +261,7 @@
           <w:szCs w:val="24"/>
           <w:lang w:val="es-SV"/>
         </w:rPr>
-        <w:t xml:space="preserve">quedaría </w:t>
+        <w:t xml:space="preserve">quedarían </w:t>
       </w:r>
       <w:proofErr w:type="gramStart"/>
       <w:r>
@@ -272,7 +272,7 @@
           <w:szCs w:val="24"/>
           <w:lang w:val="es-SV"/>
         </w:rPr>
-        <w:t xml:space="preserve">detenido </w:t>
+        <w:t xml:space="preserve">detenidos </w:t>
       </w:r>
       <w:proofErr w:type="gramStart"/>
       <w:r>
@@ -283,7 +283,7 @@
           <w:szCs w:val="24"/>
           <w:lang w:val="es-SV"/>
         </w:rPr>
-        <w:t xml:space="preserve">por el delito de LESIONES tipificado en el artículo ciento cuarenta y dos del Código Penal vigente. Al momento de la detención se le hicieron saber sus Derechos de manera inmediata y comprensible de conformidad a lo prescrito en el Artículo doce de la Constitución de la República y el Artículo ochenta y dos del código procesal penal; al preguntarle si nombraría a un abogado para que le asista en las presentes diligencias este manifestó que NO, por carecer de recursos económicos, por lo que se le manifestó que se le solicitará un defensor a la Procuraduría General de la República para que lo represente durante el proceso. Asimismo:</w:t>
+        <w:t xml:space="preserve">por los delitos antes relacionados. Al momento de la detención se les hicieron saber sus Derechos de manera inmediata y comprensible de conformidad a lo prescrito en el Artículo doce de la Constitución de la República y el Artículo ochenta y dos del código procesal penal; al preguntarles si nombrarían a un abogado para que les asista en las presentes diligencias estos manifestaron que NO, por carecer de recursos económicos, por lo que se les manifestó que se les solicitará un defensor a la Procuraduría General de la República para que los represente durante el proceso. Asimismo:</w:t>
       </w:r>
       <w:r>
         <w:rPr>
@@ -304,7 +304,7 @@
           <w:szCs w:val="24"/>
           <w:lang w:val="es-SV"/>
         </w:rPr>
-        <w:t xml:space="preserve">el señor JUAN ANTONIO RIVERA designó que se le avise de su detención a su hermana de nombre Enma Rivera. No quedando nada en incautación ni depósito. Por lo que se remite quedando en las </w:t>
+        <w:t xml:space="preserve">el señor JUAN ANTONIO RIVERA designó que se le avise de su detención a su hermana de nombre Enma Rivera. la señora Claudia Marlene Maravilla designó que se le avise de su detención a su hermano de nombre Maicol. No quedando nada en incautación ni depósito. Por lo que se remite quedando en las </w:t>
       </w:r>
       <w:proofErr w:type="gramStart"/>
       <w:r>
@@ -326,7 +326,7 @@
           <w:szCs w:val="24"/>
           <w:lang w:val="es-SV"/>
         </w:rPr>
-        <w:t xml:space="preserve">el detenido por negarse a hacerlo.</w:t>
+        <w:t xml:space="preserve">los detenidos por negarse a hacerlo.</w:t>
       </w:r>
     </w:p>
     <w:p>
@@ -499,6 +499,93 @@
           <w:lang w:val="es-SV"/>
         </w:rPr>
         <w:t xml:space="preserve">DETENIDO)</w:t>
+      </w:r>
+    </w:p>
+    <w:p>
+      <w:pPr>
+        <w:jc w:val="center"/>
+        <w:rPr>
+          <w:sz w:val="24"/>
+          <w:szCs w:val="24"/>
+        </w:rPr>
+      </w:pPr>
+      <w:r>
+        <w:rPr>
+          <w:rFonts w:ascii="Arial" w:hAnsi="Arial"/>
+          <w:b/>
+          <w:sz w:val="24"/>
+          <w:szCs w:val="24"/>
+          <w:lang w:val="es-SV"/>
+        </w:rPr>
+        <w:t xml:space="preserve"/>
+      </w:r>
+    </w:p>
+    <w:p>
+      <w:pPr>
+        <w:jc w:val="center"/>
+        <w:rPr>
+          <w:rFonts w:ascii="Arial" w:hAnsi="Arial"/>
+          <w:b/>
+          <w:sz w:val="24"/>
+          <w:szCs w:val="24"/>
+          <w:lang w:val="es-SV"/>
+        </w:rPr>
+      </w:pPr>
+    </w:p>
+    <w:p>
+      <w:pPr>
+        <w:jc w:val="center"/>
+        <w:rPr>
+          <w:rFonts w:ascii="Arial" w:hAnsi="Arial"/>
+          <w:b/>
+          <w:sz w:val="24"/>
+          <w:szCs w:val="24"/>
+          <w:lang w:val="es-SV"/>
+        </w:rPr>
+      </w:pPr>
+      <w:r>
+        <w:rPr>
+          <w:rFonts w:ascii="Arial" w:hAnsi="Arial"/>
+          <w:b/>
+          <w:sz w:val="24"/>
+          <w:szCs w:val="24"/>
+          <w:lang w:val="es-SV"/>
+        </w:rPr>
+        <w:t xml:space="preserve">F______________________</w:t>
+      </w:r>
+    </w:p>
+    <w:p>
+      <w:pPr>
+        <w:jc w:val="center"/>
+        <w:rPr>
+          <w:rFonts w:ascii="Arial" w:hAnsi="Arial"/>
+          <w:b/>
+          <w:sz w:val="24"/>
+          <w:szCs w:val="24"/>
+          <w:lang w:val="es-SV"/>
+        </w:rPr>
+      </w:pPr>
+      <w:proofErr w:type="gramStart"/>
+      <w:r>
+        <w:rPr>
+          <w:rFonts w:ascii="Arial" w:hAnsi="Arial"/>
+          <w:b/>
+          <w:sz w:val="24"/>
+          <w:szCs w:val="24"/>
+          <w:lang w:val="es-SV"/>
+        </w:rPr>
+        <w:t xml:space="preserve">Claudia Marlene Maravilla (</w:t>
+      </w:r>
+      <w:proofErr w:type="gramStart"/>
+      <w:r>
+        <w:rPr>
+          <w:rFonts w:ascii="Arial" w:hAnsi="Arial"/>
+          <w:b/>
+          <w:sz w:val="24"/>
+          <w:szCs w:val="24"/>
+          <w:lang w:val="es-SV"/>
+        </w:rPr>
+        <w:t xml:space="preserve">DETENIDA)</w:t>
       </w:r>
     </w:p>
     <w:p>
